--- a/literature-review/Sections_3_4_7_and_Contributions.docx
+++ b/literature-review/Sections_3_4_7_and_Contributions.docx
@@ -313,7 +313,7 @@
           <w:sz w:val="22"/>
           <w:szCs w:val="22"/>
         </w:rPr>
-        <w:t xml:space="preserve">Progress is measured against the SDP I Gantt chart (Figure 8) and the action plan agreed at the first supervisor meeting on 30 September 2026.</w:t>
+        <w:t xml:space="preserve">The project is on schedule against the SDP I Gantt chart (Figure 8). All tasks planned for Weeks 1–5 were completed on time (tasks 1.1–1.17). These ran from forming the group and selecting the project to searching, screening and organising the literature. The only change was the first supervisor meeting (task 1.18). It was planned for Week 5 but was postponed and held on 30 September (Week 6). This did not delay the rest of the work, because the literature review continued in the meantime.</w:t>
       </w:r>
     </w:p>
     <w:p>
@@ -324,1178 +324,10 @@
       <w:r>
         <w:rPr>
           <w:rFonts w:ascii="Calibri" w:cs="Calibri" w:eastAsia="Calibri" w:hAnsi="Calibri"/>
-          <w:b/>
-          <w:bCs/>
-          <w:sz w:val="22"/>
-          <w:szCs w:val="22"/>
-        </w:rPr>
-        <w:t xml:space="preserve">Gantt chart.</w:t>
-      </w:r>
-      <w:r>
-        <w:rPr>
-          <w:rFonts w:ascii="Calibri" w:cs="Calibri" w:eastAsia="Calibri" w:hAnsi="Calibri"/>
-          <w:sz w:val="22"/>
-          <w:szCs w:val="22"/>
-        </w:rPr>
-        <w:t xml:space="preserve"> All set-up and literature-search tasks planned for Weeks 1–5 (tasks 1.1–1.17) were completed on time. The first supervisor meeting, planned for Week 5 (task 1.18), was postponed and held on 30 September (Week 6). This one-week delay did not hold up other work, because the literature review continued in parallel.</w:t>
-      </w:r>
-    </w:p>
-    <w:p>
-      <w:pPr>
-        <w:spacing w:after="140" w:line="276"/>
-        <w:jc w:val="both"/>
-      </w:pPr>
-      <w:r>
-        <w:rPr>
-          <w:rFonts w:ascii="Calibri" w:cs="Calibri" w:eastAsia="Calibri" w:hAnsi="Calibri"/>
-          <w:b/>
-          <w:bCs/>
-          <w:sz w:val="22"/>
-          <w:szCs w:val="22"/>
-        </w:rPr>
-        <w:t xml:space="preserve">Supervisor action plan.</w:t>
-      </w:r>
-      <w:r>
-        <w:rPr>
-          <w:rFonts w:ascii="Calibri" w:cs="Calibri" w:eastAsia="Calibri" w:hAnsi="Calibri"/>
-          <w:sz w:val="22"/>
-          <w:szCs w:val="22"/>
-        </w:rPr>
-        <w:t xml:space="preserve"> Table 3 shows the status of each item requested at the first meeting.</w:t>
-      </w:r>
-    </w:p>
-    <w:p>
-      <w:pPr>
-        <w:spacing w:after="80" w:before="200"/>
-        <w:jc w:val="center"/>
-      </w:pPr>
-      <w:r>
-        <w:rPr>
-          <w:rFonts w:ascii="Calibri" w:cs="Calibri" w:eastAsia="Calibri" w:hAnsi="Calibri"/>
-          <w:b/>
-          <w:bCs/>
-          <w:sz w:val="20"/>
-          <w:szCs w:val="20"/>
-        </w:rPr>
-        <w:t xml:space="preserve">Table 3.</w:t>
-      </w:r>
-      <w:r>
-        <w:rPr>
-          <w:rFonts w:ascii="Calibri" w:cs="Calibri" w:eastAsia="Calibri" w:hAnsi="Calibri"/>
-          <w:sz w:val="20"/>
-          <w:szCs w:val="20"/>
-        </w:rPr>
-        <w:t xml:space="preserve"> Status of the action plan agreed at the first supervisor meeting.</w:t>
-      </w:r>
-    </w:p>
-    <w:tbl>
-      <w:tblPr>
-        <w:tblW w:type="dxa" w:w="9026"/>
-        <w:tblBorders>
-          <w:top w:val="single" w:color="auto" w:sz="4"/>
-          <w:left w:val="single" w:color="auto" w:sz="4"/>
-          <w:bottom w:val="single" w:color="auto" w:sz="4"/>
-          <w:right w:val="single" w:color="auto" w:sz="4"/>
-          <w:insideH w:val="single" w:color="auto" w:sz="4"/>
-          <w:insideV w:val="single" w:color="auto" w:sz="4"/>
-        </w:tblBorders>
-      </w:tblPr>
-      <w:tblGrid>
-        <w:gridCol w:w="500"/>
-        <w:gridCol w:w="2900"/>
-        <w:gridCol w:w="2626"/>
-        <w:gridCol w:w="3000"/>
-      </w:tblGrid>
-      <w:tr>
-        <w:trPr>
-          <w:tblHeader/>
-        </w:trPr>
-        <w:tc>
-          <w:tcPr>
-            <w:tcW w:type="dxa" w:w="500"/>
-            <w:tcBorders>
-              <w:top w:val="single" w:color="999999" w:sz="4"/>
-              <w:left w:val="single" w:color="999999" w:sz="4"/>
-              <w:bottom w:val="single" w:color="999999" w:sz="4"/>
-              <w:right w:val="single" w:color="999999" w:sz="4"/>
-            </w:tcBorders>
-            <w:shd w:fill="DCE6F2" w:color="auto" w:val="clear"/>
-            <w:tcMar>
-              <w:top w:type="dxa" w:w="60"/>
-              <w:left w:type="dxa" w:w="90"/>
-              <w:bottom w:type="dxa" w:w="60"/>
-              <w:right w:type="dxa" w:w="90"/>
-            </w:tcMar>
-          </w:tcPr>
-          <w:p>
-            <w:r>
-              <w:rPr>
-                <w:rFonts w:ascii="Calibri" w:cs="Calibri" w:eastAsia="Calibri" w:hAnsi="Calibri"/>
-                <w:b/>
-                <w:bCs/>
-                <w:sz w:val="18"/>
-                <w:szCs w:val="18"/>
-              </w:rPr>
-              <w:t xml:space="preserve">#</w:t>
-            </w:r>
-          </w:p>
-        </w:tc>
-        <w:tc>
-          <w:tcPr>
-            <w:tcW w:type="dxa" w:w="2900"/>
-            <w:tcBorders>
-              <w:top w:val="single" w:color="999999" w:sz="4"/>
-              <w:left w:val="single" w:color="999999" w:sz="4"/>
-              <w:bottom w:val="single" w:color="999999" w:sz="4"/>
-              <w:right w:val="single" w:color="999999" w:sz="4"/>
-            </w:tcBorders>
-            <w:shd w:fill="DCE6F2" w:color="auto" w:val="clear"/>
-            <w:tcMar>
-              <w:top w:type="dxa" w:w="60"/>
-              <w:left w:type="dxa" w:w="90"/>
-              <w:bottom w:type="dxa" w:w="60"/>
-              <w:right w:type="dxa" w:w="90"/>
-            </w:tcMar>
-          </w:tcPr>
-          <w:p>
-            <w:r>
-              <w:rPr>
-                <w:rFonts w:ascii="Calibri" w:cs="Calibri" w:eastAsia="Calibri" w:hAnsi="Calibri"/>
-                <w:b/>
-                <w:bCs/>
-                <w:sz w:val="18"/>
-                <w:szCs w:val="18"/>
-              </w:rPr>
-              <w:t xml:space="preserve">Action</w:t>
-            </w:r>
-          </w:p>
-        </w:tc>
-        <w:tc>
-          <w:tcPr>
-            <w:tcW w:type="dxa" w:w="2626"/>
-            <w:tcBorders>
-              <w:top w:val="single" w:color="999999" w:sz="4"/>
-              <w:left w:val="single" w:color="999999" w:sz="4"/>
-              <w:bottom w:val="single" w:color="999999" w:sz="4"/>
-              <w:right w:val="single" w:color="999999" w:sz="4"/>
-            </w:tcBorders>
-            <w:shd w:fill="DCE6F2" w:color="auto" w:val="clear"/>
-            <w:tcMar>
-              <w:top w:type="dxa" w:w="60"/>
-              <w:left w:type="dxa" w:w="90"/>
-              <w:bottom w:type="dxa" w:w="60"/>
-              <w:right w:type="dxa" w:w="90"/>
-            </w:tcMar>
-          </w:tcPr>
-          <w:p>
-            <w:r>
-              <w:rPr>
-                <w:rFonts w:ascii="Calibri" w:cs="Calibri" w:eastAsia="Calibri" w:hAnsi="Calibri"/>
-                <w:b/>
-                <w:bCs/>
-                <w:sz w:val="18"/>
-                <w:szCs w:val="18"/>
-              </w:rPr>
-              <w:t xml:space="preserve">Deliverable</w:t>
-            </w:r>
-          </w:p>
-        </w:tc>
-        <w:tc>
-          <w:tcPr>
-            <w:tcW w:type="dxa" w:w="3000"/>
-            <w:tcBorders>
-              <w:top w:val="single" w:color="999999" w:sz="4"/>
-              <w:left w:val="single" w:color="999999" w:sz="4"/>
-              <w:bottom w:val="single" w:color="999999" w:sz="4"/>
-              <w:right w:val="single" w:color="999999" w:sz="4"/>
-            </w:tcBorders>
-            <w:shd w:fill="DCE6F2" w:color="auto" w:val="clear"/>
-            <w:tcMar>
-              <w:top w:type="dxa" w:w="60"/>
-              <w:left w:type="dxa" w:w="90"/>
-              <w:bottom w:type="dxa" w:w="60"/>
-              <w:right w:type="dxa" w:w="90"/>
-            </w:tcMar>
-          </w:tcPr>
-          <w:p>
-            <w:r>
-              <w:rPr>
-                <w:rFonts w:ascii="Calibri" w:cs="Calibri" w:eastAsia="Calibri" w:hAnsi="Calibri"/>
-                <w:b/>
-                <w:bCs/>
-                <w:sz w:val="18"/>
-                <w:szCs w:val="18"/>
-              </w:rPr>
-              <w:t xml:space="preserve">Status</w:t>
-            </w:r>
-          </w:p>
-        </w:tc>
-      </w:tr>
-      <w:tr>
-        <w:tc>
-          <w:tcPr>
-            <w:tcW w:type="dxa" w:w="500"/>
-            <w:tcBorders>
-              <w:top w:val="single" w:color="999999" w:sz="4"/>
-              <w:left w:val="single" w:color="999999" w:sz="4"/>
-              <w:bottom w:val="single" w:color="999999" w:sz="4"/>
-              <w:right w:val="single" w:color="999999" w:sz="4"/>
-            </w:tcBorders>
-            <w:tcMar>
-              <w:top w:type="dxa" w:w="60"/>
-              <w:left w:type="dxa" w:w="90"/>
-              <w:bottom w:type="dxa" w:w="60"/>
-              <w:right w:type="dxa" w:w="90"/>
-            </w:tcMar>
-          </w:tcPr>
-          <w:p>
-            <w:r>
-              <w:rPr>
-                <w:rFonts w:ascii="Calibri" w:cs="Calibri" w:eastAsia="Calibri" w:hAnsi="Calibri"/>
-                <w:sz w:val="18"/>
-                <w:szCs w:val="18"/>
-              </w:rPr>
-              <w:t xml:space="preserve">1</w:t>
-            </w:r>
-          </w:p>
-        </w:tc>
-        <w:tc>
-          <w:tcPr>
-            <w:tcW w:type="dxa" w:w="2900"/>
-            <w:tcBorders>
-              <w:top w:val="single" w:color="999999" w:sz="4"/>
-              <w:left w:val="single" w:color="999999" w:sz="4"/>
-              <w:bottom w:val="single" w:color="999999" w:sz="4"/>
-              <w:right w:val="single" w:color="999999" w:sz="4"/>
-            </w:tcBorders>
-            <w:tcMar>
-              <w:top w:type="dxa" w:w="60"/>
-              <w:left w:type="dxa" w:w="90"/>
-              <w:bottom w:type="dxa" w:w="60"/>
-              <w:right w:type="dxa" w:w="90"/>
-            </w:tcMar>
-          </w:tcPr>
-          <w:p>
-            <w:r>
-              <w:rPr>
-                <w:rFonts w:ascii="Calibri" w:cs="Calibri" w:eastAsia="Calibri" w:hAnsi="Calibri"/>
-                <w:sz w:val="18"/>
-                <w:szCs w:val="18"/>
-              </w:rPr>
-              <w:t xml:space="preserve">Finalise the problem statement and its importance</w:t>
-            </w:r>
-          </w:p>
-        </w:tc>
-        <w:tc>
-          <w:tcPr>
-            <w:tcW w:type="dxa" w:w="2626"/>
-            <w:tcBorders>
-              <w:top w:val="single" w:color="999999" w:sz="4"/>
-              <w:left w:val="single" w:color="999999" w:sz="4"/>
-              <w:bottom w:val="single" w:color="999999" w:sz="4"/>
-              <w:right w:val="single" w:color="999999" w:sz="4"/>
-            </w:tcBorders>
-            <w:tcMar>
-              <w:top w:type="dxa" w:w="60"/>
-              <w:left w:type="dxa" w:w="90"/>
-              <w:bottom w:type="dxa" w:w="60"/>
-              <w:right w:type="dxa" w:w="90"/>
-            </w:tcMar>
-          </w:tcPr>
-          <w:p>
-            <w:r>
-              <w:rPr>
-                <w:rFonts w:ascii="Calibri" w:cs="Calibri" w:eastAsia="Calibri" w:hAnsi="Calibri"/>
-                <w:sz w:val="18"/>
-                <w:szCs w:val="18"/>
-              </w:rPr>
-              <w:t xml:space="preserve">Literature-backed problem statement</w:t>
-            </w:r>
-          </w:p>
-        </w:tc>
-        <w:tc>
-          <w:tcPr>
-            <w:tcW w:type="dxa" w:w="3000"/>
-            <w:tcBorders>
-              <w:top w:val="single" w:color="999999" w:sz="4"/>
-              <w:left w:val="single" w:color="999999" w:sz="4"/>
-              <w:bottom w:val="single" w:color="999999" w:sz="4"/>
-              <w:right w:val="single" w:color="999999" w:sz="4"/>
-            </w:tcBorders>
-            <w:tcMar>
-              <w:top w:type="dxa" w:w="60"/>
-              <w:left w:type="dxa" w:w="90"/>
-              <w:bottom w:type="dxa" w:w="60"/>
-              <w:right w:type="dxa" w:w="90"/>
-            </w:tcMar>
-          </w:tcPr>
-          <w:p>
-            <w:r>
-              <w:rPr>
-                <w:rFonts w:ascii="Calibri" w:cs="Calibri" w:eastAsia="Calibri" w:hAnsi="Calibri"/>
-                <w:b/>
-                <w:bCs/>
-                <w:sz w:val="18"/>
-                <w:szCs w:val="18"/>
-              </w:rPr>
-              <w:t xml:space="preserve">Completed</w:t>
-            </w:r>
-            <w:r>
-              <w:rPr>
-                <w:rFonts w:ascii="Calibri" w:cs="Calibri" w:eastAsia="Calibri" w:hAnsi="Calibri"/>
-                <w:sz w:val="18"/>
-                <w:szCs w:val="18"/>
-              </w:rPr>
-              <w:t xml:space="preserve"> (Section 2.1)</w:t>
-            </w:r>
-          </w:p>
-        </w:tc>
-      </w:tr>
-      <w:tr>
-        <w:tc>
-          <w:tcPr>
-            <w:tcW w:type="dxa" w:w="500"/>
-            <w:tcBorders>
-              <w:top w:val="single" w:color="999999" w:sz="4"/>
-              <w:left w:val="single" w:color="999999" w:sz="4"/>
-              <w:bottom w:val="single" w:color="999999" w:sz="4"/>
-              <w:right w:val="single" w:color="999999" w:sz="4"/>
-            </w:tcBorders>
-            <w:tcMar>
-              <w:top w:type="dxa" w:w="60"/>
-              <w:left w:type="dxa" w:w="90"/>
-              <w:bottom w:type="dxa" w:w="60"/>
-              <w:right w:type="dxa" w:w="90"/>
-            </w:tcMar>
-          </w:tcPr>
-          <w:p>
-            <w:r>
-              <w:rPr>
-                <w:rFonts w:ascii="Calibri" w:cs="Calibri" w:eastAsia="Calibri" w:hAnsi="Calibri"/>
-                <w:sz w:val="18"/>
-                <w:szCs w:val="18"/>
-              </w:rPr>
-              <w:t xml:space="preserve">2</w:t>
-            </w:r>
-          </w:p>
-        </w:tc>
-        <w:tc>
-          <w:tcPr>
-            <w:tcW w:type="dxa" w:w="2900"/>
-            <w:tcBorders>
-              <w:top w:val="single" w:color="999999" w:sz="4"/>
-              <w:left w:val="single" w:color="999999" w:sz="4"/>
-              <w:bottom w:val="single" w:color="999999" w:sz="4"/>
-              <w:right w:val="single" w:color="999999" w:sz="4"/>
-            </w:tcBorders>
-            <w:tcMar>
-              <w:top w:type="dxa" w:w="60"/>
-              <w:left w:type="dxa" w:w="90"/>
-              <w:bottom w:type="dxa" w:w="60"/>
-              <w:right w:type="dxa" w:w="90"/>
-            </w:tcMar>
-          </w:tcPr>
-          <w:p>
-            <w:r>
-              <w:rPr>
-                <w:rFonts w:ascii="Calibri" w:cs="Calibri" w:eastAsia="Calibri" w:hAnsi="Calibri"/>
-                <w:sz w:val="18"/>
-                <w:szCs w:val="18"/>
-              </w:rPr>
-              <w:t xml:space="preserve">Build the literature comparison matrix</w:t>
-            </w:r>
-          </w:p>
-        </w:tc>
-        <w:tc>
-          <w:tcPr>
-            <w:tcW w:type="dxa" w:w="2626"/>
-            <w:tcBorders>
-              <w:top w:val="single" w:color="999999" w:sz="4"/>
-              <w:left w:val="single" w:color="999999" w:sz="4"/>
-              <w:bottom w:val="single" w:color="999999" w:sz="4"/>
-              <w:right w:val="single" w:color="999999" w:sz="4"/>
-            </w:tcBorders>
-            <w:tcMar>
-              <w:top w:type="dxa" w:w="60"/>
-              <w:left w:type="dxa" w:w="90"/>
-              <w:bottom w:type="dxa" w:w="60"/>
-              <w:right w:type="dxa" w:w="90"/>
-            </w:tcMar>
-          </w:tcPr>
-          <w:p>
-            <w:r>
-              <w:rPr>
-                <w:rFonts w:ascii="Calibri" w:cs="Calibri" w:eastAsia="Calibri" w:hAnsi="Calibri"/>
-                <w:sz w:val="18"/>
-                <w:szCs w:val="18"/>
-              </w:rPr>
-              <w:t xml:space="preserve">Comparison table</w:t>
-            </w:r>
-          </w:p>
-        </w:tc>
-        <w:tc>
-          <w:tcPr>
-            <w:tcW w:type="dxa" w:w="3000"/>
-            <w:tcBorders>
-              <w:top w:val="single" w:color="999999" w:sz="4"/>
-              <w:left w:val="single" w:color="999999" w:sz="4"/>
-              <w:bottom w:val="single" w:color="999999" w:sz="4"/>
-              <w:right w:val="single" w:color="999999" w:sz="4"/>
-            </w:tcBorders>
-            <w:tcMar>
-              <w:top w:type="dxa" w:w="60"/>
-              <w:left w:type="dxa" w:w="90"/>
-              <w:bottom w:type="dxa" w:w="60"/>
-              <w:right w:type="dxa" w:w="90"/>
-            </w:tcMar>
-          </w:tcPr>
-          <w:p>
-            <w:r>
-              <w:rPr>
-                <w:rFonts w:ascii="Calibri" w:cs="Calibri" w:eastAsia="Calibri" w:hAnsi="Calibri"/>
-                <w:b/>
-                <w:bCs/>
-                <w:sz w:val="18"/>
-                <w:szCs w:val="18"/>
-              </w:rPr>
-              <w:t xml:space="preserve">Completed</w:t>
-            </w:r>
-            <w:r>
-              <w:rPr>
-                <w:rFonts w:ascii="Calibri" w:cs="Calibri" w:eastAsia="Calibri" w:hAnsi="Calibri"/>
-                <w:sz w:val="18"/>
-                <w:szCs w:val="18"/>
-              </w:rPr>
-              <w:t xml:space="preserve"> (Table 1, Section 2.5.4)</w:t>
-            </w:r>
-          </w:p>
-        </w:tc>
-      </w:tr>
-      <w:tr>
-        <w:tc>
-          <w:tcPr>
-            <w:tcW w:type="dxa" w:w="500"/>
-            <w:tcBorders>
-              <w:top w:val="single" w:color="999999" w:sz="4"/>
-              <w:left w:val="single" w:color="999999" w:sz="4"/>
-              <w:bottom w:val="single" w:color="999999" w:sz="4"/>
-              <w:right w:val="single" w:color="999999" w:sz="4"/>
-            </w:tcBorders>
-            <w:tcMar>
-              <w:top w:type="dxa" w:w="60"/>
-              <w:left w:type="dxa" w:w="90"/>
-              <w:bottom w:type="dxa" w:w="60"/>
-              <w:right w:type="dxa" w:w="90"/>
-            </w:tcMar>
-          </w:tcPr>
-          <w:p>
-            <w:r>
-              <w:rPr>
-                <w:rFonts w:ascii="Calibri" w:cs="Calibri" w:eastAsia="Calibri" w:hAnsi="Calibri"/>
-                <w:sz w:val="18"/>
-                <w:szCs w:val="18"/>
-              </w:rPr>
-              <w:t xml:space="preserve">3</w:t>
-            </w:r>
-          </w:p>
-        </w:tc>
-        <w:tc>
-          <w:tcPr>
-            <w:tcW w:type="dxa" w:w="2900"/>
-            <w:tcBorders>
-              <w:top w:val="single" w:color="999999" w:sz="4"/>
-              <w:left w:val="single" w:color="999999" w:sz="4"/>
-              <w:bottom w:val="single" w:color="999999" w:sz="4"/>
-              <w:right w:val="single" w:color="999999" w:sz="4"/>
-            </w:tcBorders>
-            <w:tcMar>
-              <w:top w:type="dxa" w:w="60"/>
-              <w:left w:type="dxa" w:w="90"/>
-              <w:bottom w:type="dxa" w:w="60"/>
-              <w:right w:type="dxa" w:w="90"/>
-            </w:tcMar>
-          </w:tcPr>
-          <w:p>
-            <w:r>
-              <w:rPr>
-                <w:rFonts w:ascii="Calibri" w:cs="Calibri" w:eastAsia="Calibri" w:hAnsi="Calibri"/>
-                <w:sz w:val="18"/>
-                <w:szCs w:val="18"/>
-              </w:rPr>
-              <w:t xml:space="preserve">Audit the current data</w:t>
-            </w:r>
-          </w:p>
-        </w:tc>
-        <w:tc>
-          <w:tcPr>
-            <w:tcW w:type="dxa" w:w="2626"/>
-            <w:tcBorders>
-              <w:top w:val="single" w:color="999999" w:sz="4"/>
-              <w:left w:val="single" w:color="999999" w:sz="4"/>
-              <w:bottom w:val="single" w:color="999999" w:sz="4"/>
-              <w:right w:val="single" w:color="999999" w:sz="4"/>
-            </w:tcBorders>
-            <w:tcMar>
-              <w:top w:type="dxa" w:w="60"/>
-              <w:left w:type="dxa" w:w="90"/>
-              <w:bottom w:type="dxa" w:w="60"/>
-              <w:right w:type="dxa" w:w="90"/>
-            </w:tcMar>
-          </w:tcPr>
-          <w:p>
-            <w:r>
-              <w:rPr>
-                <w:rFonts w:ascii="Calibri" w:cs="Calibri" w:eastAsia="Calibri" w:hAnsi="Calibri"/>
-                <w:sz w:val="18"/>
-                <w:szCs w:val="18"/>
-              </w:rPr>
-              <w:t xml:space="preserve">Dataset inventory</w:t>
-            </w:r>
-          </w:p>
-        </w:tc>
-        <w:tc>
-          <w:tcPr>
-            <w:tcW w:type="dxa" w:w="3000"/>
-            <w:tcBorders>
-              <w:top w:val="single" w:color="999999" w:sz="4"/>
-              <w:left w:val="single" w:color="999999" w:sz="4"/>
-              <w:bottom w:val="single" w:color="999999" w:sz="4"/>
-              <w:right w:val="single" w:color="999999" w:sz="4"/>
-            </w:tcBorders>
-            <w:tcMar>
-              <w:top w:type="dxa" w:w="60"/>
-              <w:left w:type="dxa" w:w="90"/>
-              <w:bottom w:type="dxa" w:w="60"/>
-              <w:right w:type="dxa" w:w="90"/>
-            </w:tcMar>
-          </w:tcPr>
-          <w:p>
-            <w:r>
-              <w:rPr>
-                <w:rFonts w:ascii="Calibri" w:cs="Calibri" w:eastAsia="Calibri" w:hAnsi="Calibri"/>
-                <w:b/>
-                <w:bCs/>
-                <w:sz w:val="18"/>
-                <w:szCs w:val="18"/>
-              </w:rPr>
-              <w:t xml:space="preserve">In progress.</w:t>
-            </w:r>
-            <w:r>
-              <w:rPr>
-                <w:rFonts w:ascii="Calibri" w:cs="Calibri" w:eastAsia="Calibri" w:hAnsi="Calibri"/>
-                <w:sz w:val="18"/>
-                <w:szCs w:val="18"/>
-              </w:rPr>
-              <w:t xml:space="preserve"> No laboratory measurements are available yet; the inventory will be completed once the defect samples are prepared</w:t>
-            </w:r>
-          </w:p>
-        </w:tc>
-      </w:tr>
-      <w:tr>
-        <w:tc>
-          <w:tcPr>
-            <w:tcW w:type="dxa" w:w="500"/>
-            <w:tcBorders>
-              <w:top w:val="single" w:color="999999" w:sz="4"/>
-              <w:left w:val="single" w:color="999999" w:sz="4"/>
-              <w:bottom w:val="single" w:color="999999" w:sz="4"/>
-              <w:right w:val="single" w:color="999999" w:sz="4"/>
-            </w:tcBorders>
-            <w:tcMar>
-              <w:top w:type="dxa" w:w="60"/>
-              <w:left w:type="dxa" w:w="90"/>
-              <w:bottom w:type="dxa" w:w="60"/>
-              <w:right w:type="dxa" w:w="90"/>
-            </w:tcMar>
-          </w:tcPr>
-          <w:p>
-            <w:r>
-              <w:rPr>
-                <w:rFonts w:ascii="Calibri" w:cs="Calibri" w:eastAsia="Calibri" w:hAnsi="Calibri"/>
-                <w:sz w:val="18"/>
-                <w:szCs w:val="18"/>
-              </w:rPr>
-              <w:t xml:space="preserve">4</w:t>
-            </w:r>
-          </w:p>
-        </w:tc>
-        <w:tc>
-          <w:tcPr>
-            <w:tcW w:type="dxa" w:w="2900"/>
-            <w:tcBorders>
-              <w:top w:val="single" w:color="999999" w:sz="4"/>
-              <w:left w:val="single" w:color="999999" w:sz="4"/>
-              <w:bottom w:val="single" w:color="999999" w:sz="4"/>
-              <w:right w:val="single" w:color="999999" w:sz="4"/>
-            </w:tcBorders>
-            <w:tcMar>
-              <w:top w:type="dxa" w:w="60"/>
-              <w:left w:type="dxa" w:w="90"/>
-              <w:bottom w:type="dxa" w:w="60"/>
-              <w:right w:type="dxa" w:w="90"/>
-            </w:tcMar>
-          </w:tcPr>
-          <w:p>
-            <w:r>
-              <w:rPr>
-                <w:rFonts w:ascii="Calibri" w:cs="Calibri" w:eastAsia="Calibri" w:hAnsi="Calibri"/>
-                <w:sz w:val="18"/>
-                <w:szCs w:val="18"/>
-              </w:rPr>
-              <w:t xml:space="preserve">Search for additional real PD data</w:t>
-            </w:r>
-          </w:p>
-        </w:tc>
-        <w:tc>
-          <w:tcPr>
-            <w:tcW w:type="dxa" w:w="2626"/>
-            <w:tcBorders>
-              <w:top w:val="single" w:color="999999" w:sz="4"/>
-              <w:left w:val="single" w:color="999999" w:sz="4"/>
-              <w:bottom w:val="single" w:color="999999" w:sz="4"/>
-              <w:right w:val="single" w:color="999999" w:sz="4"/>
-            </w:tcBorders>
-            <w:tcMar>
-              <w:top w:type="dxa" w:w="60"/>
-              <w:left w:type="dxa" w:w="90"/>
-              <w:bottom w:type="dxa" w:w="60"/>
-              <w:right w:type="dxa" w:w="90"/>
-            </w:tcMar>
-          </w:tcPr>
-          <w:p>
-            <w:r>
-              <w:rPr>
-                <w:rFonts w:ascii="Calibri" w:cs="Calibri" w:eastAsia="Calibri" w:hAnsi="Calibri"/>
-                <w:sz w:val="18"/>
-                <w:szCs w:val="18"/>
-              </w:rPr>
-              <w:t xml:space="preserve">Candidate datasets with source records</w:t>
-            </w:r>
-          </w:p>
-        </w:tc>
-        <w:tc>
-          <w:tcPr>
-            <w:tcW w:type="dxa" w:w="3000"/>
-            <w:tcBorders>
-              <w:top w:val="single" w:color="999999" w:sz="4"/>
-              <w:left w:val="single" w:color="999999" w:sz="4"/>
-              <w:bottom w:val="single" w:color="999999" w:sz="4"/>
-              <w:right w:val="single" w:color="999999" w:sz="4"/>
-            </w:tcBorders>
-            <w:tcMar>
-              <w:top w:type="dxa" w:w="60"/>
-              <w:left w:type="dxa" w:w="90"/>
-              <w:bottom w:type="dxa" w:w="60"/>
-              <w:right w:type="dxa" w:w="90"/>
-            </w:tcMar>
-          </w:tcPr>
-          <w:p>
-            <w:r>
-              <w:rPr>
-                <w:rFonts w:ascii="Calibri" w:cs="Calibri" w:eastAsia="Calibri" w:hAnsi="Calibri"/>
-                <w:b/>
-                <w:bCs/>
-                <w:sz w:val="18"/>
-                <w:szCs w:val="18"/>
-              </w:rPr>
-              <w:t xml:space="preserve">In progress.</w:t>
-            </w:r>
-            <w:r>
-              <w:rPr>
-                <w:rFonts w:ascii="Calibri" w:cs="Calibri" w:eastAsia="Calibri" w:hAnsi="Calibri"/>
-                <w:sz w:val="18"/>
-                <w:szCs w:val="18"/>
-              </w:rPr>
-              <w:t xml:space="preserve"> Three public datasets identified (Section 2.4.4)</w:t>
-            </w:r>
-          </w:p>
-        </w:tc>
-      </w:tr>
-      <w:tr>
-        <w:tc>
-          <w:tcPr>
-            <w:tcW w:type="dxa" w:w="500"/>
-            <w:tcBorders>
-              <w:top w:val="single" w:color="999999" w:sz="4"/>
-              <w:left w:val="single" w:color="999999" w:sz="4"/>
-              <w:bottom w:val="single" w:color="999999" w:sz="4"/>
-              <w:right w:val="single" w:color="999999" w:sz="4"/>
-            </w:tcBorders>
-            <w:tcMar>
-              <w:top w:type="dxa" w:w="60"/>
-              <w:left w:type="dxa" w:w="90"/>
-              <w:bottom w:type="dxa" w:w="60"/>
-              <w:right w:type="dxa" w:w="90"/>
-            </w:tcMar>
-          </w:tcPr>
-          <w:p>
-            <w:r>
-              <w:rPr>
-                <w:rFonts w:ascii="Calibri" w:cs="Calibri" w:eastAsia="Calibri" w:hAnsi="Calibri"/>
-                <w:sz w:val="18"/>
-                <w:szCs w:val="18"/>
-              </w:rPr>
-              <w:t xml:space="preserve">5</w:t>
-            </w:r>
-          </w:p>
-        </w:tc>
-        <w:tc>
-          <w:tcPr>
-            <w:tcW w:type="dxa" w:w="2900"/>
-            <w:tcBorders>
-              <w:top w:val="single" w:color="999999" w:sz="4"/>
-              <w:left w:val="single" w:color="999999" w:sz="4"/>
-              <w:bottom w:val="single" w:color="999999" w:sz="4"/>
-              <w:right w:val="single" w:color="999999" w:sz="4"/>
-            </w:tcBorders>
-            <w:tcMar>
-              <w:top w:type="dxa" w:w="60"/>
-              <w:left w:type="dxa" w:w="90"/>
-              <w:bottom w:type="dxa" w:w="60"/>
-              <w:right w:type="dxa" w:w="90"/>
-            </w:tcMar>
-          </w:tcPr>
-          <w:p>
-            <w:r>
-              <w:rPr>
-                <w:rFonts w:ascii="Calibri" w:cs="Calibri" w:eastAsia="Calibri" w:hAnsi="Calibri"/>
-                <w:sz w:val="18"/>
-                <w:szCs w:val="18"/>
-              </w:rPr>
-              <w:t xml:space="preserve">Compare the three recognition approaches</w:t>
-            </w:r>
-          </w:p>
-        </w:tc>
-        <w:tc>
-          <w:tcPr>
-            <w:tcW w:type="dxa" w:w="2626"/>
-            <w:tcBorders>
-              <w:top w:val="single" w:color="999999" w:sz="4"/>
-              <w:left w:val="single" w:color="999999" w:sz="4"/>
-              <w:bottom w:val="single" w:color="999999" w:sz="4"/>
-              <w:right w:val="single" w:color="999999" w:sz="4"/>
-            </w:tcBorders>
-            <w:tcMar>
-              <w:top w:type="dxa" w:w="60"/>
-              <w:left w:type="dxa" w:w="90"/>
-              <w:bottom w:type="dxa" w:w="60"/>
-              <w:right w:type="dxa" w:w="90"/>
-            </w:tcMar>
-          </w:tcPr>
-          <w:p>
-            <w:r>
-              <w:rPr>
-                <w:rFonts w:ascii="Calibri" w:cs="Calibri" w:eastAsia="Calibri" w:hAnsi="Calibri"/>
-                <w:sz w:val="18"/>
-                <w:szCs w:val="18"/>
-              </w:rPr>
-              <w:t xml:space="preserve">Method-selection matrix</w:t>
-            </w:r>
-          </w:p>
-        </w:tc>
-        <w:tc>
-          <w:tcPr>
-            <w:tcW w:type="dxa" w:w="3000"/>
-            <w:tcBorders>
-              <w:top w:val="single" w:color="999999" w:sz="4"/>
-              <w:left w:val="single" w:color="999999" w:sz="4"/>
-              <w:bottom w:val="single" w:color="999999" w:sz="4"/>
-              <w:right w:val="single" w:color="999999" w:sz="4"/>
-            </w:tcBorders>
-            <w:tcMar>
-              <w:top w:type="dxa" w:w="60"/>
-              <w:left w:type="dxa" w:w="90"/>
-              <w:bottom w:type="dxa" w:w="60"/>
-              <w:right w:type="dxa" w:w="90"/>
-            </w:tcMar>
-          </w:tcPr>
-          <w:p>
-            <w:r>
-              <w:rPr>
-                <w:rFonts w:ascii="Calibri" w:cs="Calibri" w:eastAsia="Calibri" w:hAnsi="Calibri"/>
-                <w:b/>
-                <w:bCs/>
-                <w:sz w:val="18"/>
-                <w:szCs w:val="18"/>
-              </w:rPr>
-              <w:t xml:space="preserve">Completed</w:t>
-            </w:r>
-            <w:r>
-              <w:rPr>
-                <w:rFonts w:ascii="Calibri" w:cs="Calibri" w:eastAsia="Calibri" w:hAnsi="Calibri"/>
-                <w:sz w:val="18"/>
-                <w:szCs w:val="18"/>
-              </w:rPr>
-              <w:t xml:space="preserve"> (Table 2, Section 2.5.4)</w:t>
-            </w:r>
-          </w:p>
-        </w:tc>
-      </w:tr>
-      <w:tr>
-        <w:tc>
-          <w:tcPr>
-            <w:tcW w:type="dxa" w:w="500"/>
-            <w:tcBorders>
-              <w:top w:val="single" w:color="999999" w:sz="4"/>
-              <w:left w:val="single" w:color="999999" w:sz="4"/>
-              <w:bottom w:val="single" w:color="999999" w:sz="4"/>
-              <w:right w:val="single" w:color="999999" w:sz="4"/>
-            </w:tcBorders>
-            <w:tcMar>
-              <w:top w:type="dxa" w:w="60"/>
-              <w:left w:type="dxa" w:w="90"/>
-              <w:bottom w:type="dxa" w:w="60"/>
-              <w:right w:type="dxa" w:w="90"/>
-            </w:tcMar>
-          </w:tcPr>
-          <w:p>
-            <w:r>
-              <w:rPr>
-                <w:rFonts w:ascii="Calibri" w:cs="Calibri" w:eastAsia="Calibri" w:hAnsi="Calibri"/>
-                <w:sz w:val="18"/>
-                <w:szCs w:val="18"/>
-              </w:rPr>
-              <w:t xml:space="preserve">6</w:t>
-            </w:r>
-          </w:p>
-        </w:tc>
-        <w:tc>
-          <w:tcPr>
-            <w:tcW w:type="dxa" w:w="2900"/>
-            <w:tcBorders>
-              <w:top w:val="single" w:color="999999" w:sz="4"/>
-              <w:left w:val="single" w:color="999999" w:sz="4"/>
-              <w:bottom w:val="single" w:color="999999" w:sz="4"/>
-              <w:right w:val="single" w:color="999999" w:sz="4"/>
-            </w:tcBorders>
-            <w:tcMar>
-              <w:top w:type="dxa" w:w="60"/>
-              <w:left w:type="dxa" w:w="90"/>
-              <w:bottom w:type="dxa" w:w="60"/>
-              <w:right w:type="dxa" w:w="90"/>
-            </w:tcMar>
-          </w:tcPr>
-          <w:p>
-            <w:r>
-              <w:rPr>
-                <w:rFonts w:ascii="Calibri" w:cs="Calibri" w:eastAsia="Calibri" w:hAnsi="Calibri"/>
-                <w:sz w:val="18"/>
-                <w:szCs w:val="18"/>
-              </w:rPr>
-              <w:t xml:space="preserve">Select and justify the approach</w:t>
-            </w:r>
-          </w:p>
-        </w:tc>
-        <w:tc>
-          <w:tcPr>
-            <w:tcW w:type="dxa" w:w="2626"/>
-            <w:tcBorders>
-              <w:top w:val="single" w:color="999999" w:sz="4"/>
-              <w:left w:val="single" w:color="999999" w:sz="4"/>
-              <w:bottom w:val="single" w:color="999999" w:sz="4"/>
-              <w:right w:val="single" w:color="999999" w:sz="4"/>
-            </w:tcBorders>
-            <w:tcMar>
-              <w:top w:type="dxa" w:w="60"/>
-              <w:left w:type="dxa" w:w="90"/>
-              <w:bottom w:type="dxa" w:w="60"/>
-              <w:right w:type="dxa" w:w="90"/>
-            </w:tcMar>
-          </w:tcPr>
-          <w:p>
-            <w:r>
-              <w:rPr>
-                <w:rFonts w:ascii="Calibri" w:cs="Calibri" w:eastAsia="Calibri" w:hAnsi="Calibri"/>
-                <w:sz w:val="18"/>
-                <w:szCs w:val="18"/>
-              </w:rPr>
-              <w:t xml:space="preserve">Documented methodology decision</w:t>
-            </w:r>
-          </w:p>
-        </w:tc>
-        <w:tc>
-          <w:tcPr>
-            <w:tcW w:type="dxa" w:w="3000"/>
-            <w:tcBorders>
-              <w:top w:val="single" w:color="999999" w:sz="4"/>
-              <w:left w:val="single" w:color="999999" w:sz="4"/>
-              <w:bottom w:val="single" w:color="999999" w:sz="4"/>
-              <w:right w:val="single" w:color="999999" w:sz="4"/>
-            </w:tcBorders>
-            <w:tcMar>
-              <w:top w:type="dxa" w:w="60"/>
-              <w:left w:type="dxa" w:w="90"/>
-              <w:bottom w:type="dxa" w:w="60"/>
-              <w:right w:type="dxa" w:w="90"/>
-            </w:tcMar>
-          </w:tcPr>
-          <w:p>
-            <w:r>
-              <w:rPr>
-                <w:rFonts w:ascii="Calibri" w:cs="Calibri" w:eastAsia="Calibri" w:hAnsi="Calibri"/>
-                <w:b/>
-                <w:bCs/>
-                <w:sz w:val="18"/>
-                <w:szCs w:val="18"/>
-              </w:rPr>
-              <w:t xml:space="preserve">Provisional shortlist</w:t>
-            </w:r>
-            <w:r>
-              <w:rPr>
-                <w:rFonts w:ascii="Calibri" w:cs="Calibri" w:eastAsia="Calibri" w:hAnsi="Calibri"/>
-                <w:sz w:val="18"/>
-                <w:szCs w:val="18"/>
-              </w:rPr>
-              <w:t xml:space="preserve"> (Section 2.5.4.1); final selection planned for the end of SDP I</w:t>
-            </w:r>
-          </w:p>
-        </w:tc>
-      </w:tr>
-      <w:tr>
-        <w:tc>
-          <w:tcPr>
-            <w:tcW w:type="dxa" w:w="500"/>
-            <w:tcBorders>
-              <w:top w:val="single" w:color="999999" w:sz="4"/>
-              <w:left w:val="single" w:color="999999" w:sz="4"/>
-              <w:bottom w:val="single" w:color="999999" w:sz="4"/>
-              <w:right w:val="single" w:color="999999" w:sz="4"/>
-            </w:tcBorders>
-            <w:tcMar>
-              <w:top w:type="dxa" w:w="60"/>
-              <w:left w:type="dxa" w:w="90"/>
-              <w:bottom w:type="dxa" w:w="60"/>
-              <w:right w:type="dxa" w:w="90"/>
-            </w:tcMar>
-          </w:tcPr>
-          <w:p>
-            <w:r>
-              <w:rPr>
-                <w:rFonts w:ascii="Calibri" w:cs="Calibri" w:eastAsia="Calibri" w:hAnsi="Calibri"/>
-                <w:sz w:val="18"/>
-                <w:szCs w:val="18"/>
-              </w:rPr>
-              <w:t xml:space="preserve">7</w:t>
-            </w:r>
-          </w:p>
-        </w:tc>
-        <w:tc>
-          <w:tcPr>
-            <w:tcW w:type="dxa" w:w="2900"/>
-            <w:tcBorders>
-              <w:top w:val="single" w:color="999999" w:sz="4"/>
-              <w:left w:val="single" w:color="999999" w:sz="4"/>
-              <w:bottom w:val="single" w:color="999999" w:sz="4"/>
-              <w:right w:val="single" w:color="999999" w:sz="4"/>
-            </w:tcBorders>
-            <w:tcMar>
-              <w:top w:type="dxa" w:w="60"/>
-              <w:left w:type="dxa" w:w="90"/>
-              <w:bottom w:type="dxa" w:w="60"/>
-              <w:right w:type="dxa" w:w="90"/>
-            </w:tcMar>
-          </w:tcPr>
-          <w:p>
-            <w:r>
-              <w:rPr>
-                <w:rFonts w:ascii="Calibri" w:cs="Calibri" w:eastAsia="Calibri" w:hAnsi="Calibri"/>
-                <w:sz w:val="18"/>
-                <w:szCs w:val="18"/>
-              </w:rPr>
-              <w:t xml:space="preserve">Set up the experimentation environment</w:t>
-            </w:r>
-          </w:p>
-        </w:tc>
-        <w:tc>
-          <w:tcPr>
-            <w:tcW w:type="dxa" w:w="2626"/>
-            <w:tcBorders>
-              <w:top w:val="single" w:color="999999" w:sz="4"/>
-              <w:left w:val="single" w:color="999999" w:sz="4"/>
-              <w:bottom w:val="single" w:color="999999" w:sz="4"/>
-              <w:right w:val="single" w:color="999999" w:sz="4"/>
-            </w:tcBorders>
-            <w:tcMar>
-              <w:top w:type="dxa" w:w="60"/>
-              <w:left w:type="dxa" w:w="90"/>
-              <w:bottom w:type="dxa" w:w="60"/>
-              <w:right w:type="dxa" w:w="90"/>
-            </w:tcMar>
-          </w:tcPr>
-          <w:p>
-            <w:r>
-              <w:rPr>
-                <w:rFonts w:ascii="Calibri" w:cs="Calibri" w:eastAsia="Calibri" w:hAnsi="Calibri"/>
-                <w:sz w:val="18"/>
-                <w:szCs w:val="18"/>
-              </w:rPr>
-              <w:t xml:space="preserve">Jupyter baseline workflow</w:t>
-            </w:r>
-          </w:p>
-        </w:tc>
-        <w:tc>
-          <w:tcPr>
-            <w:tcW w:type="dxa" w:w="3000"/>
-            <w:tcBorders>
-              <w:top w:val="single" w:color="999999" w:sz="4"/>
-              <w:left w:val="single" w:color="999999" w:sz="4"/>
-              <w:bottom w:val="single" w:color="999999" w:sz="4"/>
-              <w:right w:val="single" w:color="999999" w:sz="4"/>
-            </w:tcBorders>
-            <w:tcMar>
-              <w:top w:type="dxa" w:w="60"/>
-              <w:left w:type="dxa" w:w="90"/>
-              <w:bottom w:type="dxa" w:w="60"/>
-              <w:right w:type="dxa" w:w="90"/>
-            </w:tcMar>
-          </w:tcPr>
-          <w:p>
-            <w:r>
-              <w:rPr>
-                <w:rFonts w:ascii="Calibri" w:cs="Calibri" w:eastAsia="Calibri" w:hAnsi="Calibri"/>
-                <w:b/>
-                <w:bCs/>
-                <w:sz w:val="18"/>
-                <w:szCs w:val="18"/>
-              </w:rPr>
-              <w:t xml:space="preserve">Not started.</w:t>
-            </w:r>
-            <w:r>
-              <w:rPr>
-                <w:rFonts w:ascii="Calibri" w:cs="Calibri" w:eastAsia="Calibri" w:hAnsi="Calibri"/>
-                <w:sz w:val="18"/>
-                <w:szCs w:val="18"/>
-              </w:rPr>
-              <w:t xml:space="preserve"> Planned for the rest of the semester using public data</w:t>
-            </w:r>
-          </w:p>
-        </w:tc>
-      </w:tr>
-      <w:tr>
-        <w:tc>
-          <w:tcPr>
-            <w:tcW w:type="dxa" w:w="500"/>
-            <w:tcBorders>
-              <w:top w:val="single" w:color="999999" w:sz="4"/>
-              <w:left w:val="single" w:color="999999" w:sz="4"/>
-              <w:bottom w:val="single" w:color="999999" w:sz="4"/>
-              <w:right w:val="single" w:color="999999" w:sz="4"/>
-            </w:tcBorders>
-            <w:tcMar>
-              <w:top w:type="dxa" w:w="60"/>
-              <w:left w:type="dxa" w:w="90"/>
-              <w:bottom w:type="dxa" w:w="60"/>
-              <w:right w:type="dxa" w:w="90"/>
-            </w:tcMar>
-          </w:tcPr>
-          <w:p>
-            <w:r>
-              <w:rPr>
-                <w:rFonts w:ascii="Calibri" w:cs="Calibri" w:eastAsia="Calibri" w:hAnsi="Calibri"/>
-                <w:sz w:val="18"/>
-                <w:szCs w:val="18"/>
-              </w:rPr>
-              <w:t xml:space="preserve">8</w:t>
-            </w:r>
-          </w:p>
-        </w:tc>
-        <w:tc>
-          <w:tcPr>
-            <w:tcW w:type="dxa" w:w="2900"/>
-            <w:tcBorders>
-              <w:top w:val="single" w:color="999999" w:sz="4"/>
-              <w:left w:val="single" w:color="999999" w:sz="4"/>
-              <w:bottom w:val="single" w:color="999999" w:sz="4"/>
-              <w:right w:val="single" w:color="999999" w:sz="4"/>
-            </w:tcBorders>
-            <w:tcMar>
-              <w:top w:type="dxa" w:w="60"/>
-              <w:left w:type="dxa" w:w="90"/>
-              <w:bottom w:type="dxa" w:w="60"/>
-              <w:right w:type="dxa" w:w="90"/>
-            </w:tcMar>
-          </w:tcPr>
-          <w:p>
-            <w:r>
-              <w:rPr>
-                <w:rFonts w:ascii="Calibri" w:cs="Calibri" w:eastAsia="Calibri" w:hAnsi="Calibri"/>
-                <w:sz w:val="18"/>
-                <w:szCs w:val="18"/>
-              </w:rPr>
-              <w:t xml:space="preserve">Prepare for the next supervisor meeting</w:t>
-            </w:r>
-          </w:p>
-        </w:tc>
-        <w:tc>
-          <w:tcPr>
-            <w:tcW w:type="dxa" w:w="2626"/>
-            <w:tcBorders>
-              <w:top w:val="single" w:color="999999" w:sz="4"/>
-              <w:left w:val="single" w:color="999999" w:sz="4"/>
-              <w:bottom w:val="single" w:color="999999" w:sz="4"/>
-              <w:right w:val="single" w:color="999999" w:sz="4"/>
-            </w:tcBorders>
-            <w:tcMar>
-              <w:top w:type="dxa" w:w="60"/>
-              <w:left w:type="dxa" w:w="90"/>
-              <w:bottom w:type="dxa" w:w="60"/>
-              <w:right w:type="dxa" w:w="90"/>
-            </w:tcMar>
-          </w:tcPr>
-          <w:p>
-            <w:r>
-              <w:rPr>
-                <w:rFonts w:ascii="Calibri" w:cs="Calibri" w:eastAsia="Calibri" w:hAnsi="Calibri"/>
-                <w:sz w:val="18"/>
-                <w:szCs w:val="18"/>
-              </w:rPr>
-              <w:t xml:space="preserve">Evidence-based update</w:t>
-            </w:r>
-          </w:p>
-        </w:tc>
-        <w:tc>
-          <w:tcPr>
-            <w:tcW w:type="dxa" w:w="3000"/>
-            <w:tcBorders>
-              <w:top w:val="single" w:color="999999" w:sz="4"/>
-              <w:left w:val="single" w:color="999999" w:sz="4"/>
-              <w:bottom w:val="single" w:color="999999" w:sz="4"/>
-              <w:right w:val="single" w:color="999999" w:sz="4"/>
-            </w:tcBorders>
-            <w:tcMar>
-              <w:top w:type="dxa" w:w="60"/>
-              <w:left w:type="dxa" w:w="90"/>
-              <w:bottom w:type="dxa" w:w="60"/>
-              <w:right w:type="dxa" w:w="90"/>
-            </w:tcMar>
-          </w:tcPr>
-          <w:p>
-            <w:r>
-              <w:rPr>
-                <w:rFonts w:ascii="Calibri" w:cs="Calibri" w:eastAsia="Calibri" w:hAnsi="Calibri"/>
-                <w:b/>
-                <w:bCs/>
-                <w:sz w:val="18"/>
-                <w:szCs w:val="18"/>
-              </w:rPr>
-              <w:t xml:space="preserve">In progress</w:t>
-            </w:r>
-          </w:p>
-        </w:tc>
-      </w:tr>
-    </w:tbl>
-    <w:p>
-      <w:pPr>
-        <w:spacing w:after="140" w:line="276"/>
-        <w:jc w:val="both"/>
-      </w:pPr>
-      <w:r>
-        <w:rPr>
-          <w:rFonts w:ascii="Calibri" w:cs="Calibri" w:eastAsia="Calibri" w:hAnsi="Calibri"/>
-          <w:sz w:val="22"/>
-          <w:szCs w:val="22"/>
-        </w:rPr>
-        <w:t xml:space="preserve">Overall, the literature-review and method-comparison work is on schedule. The items still open depend mainly on information from the laboratory: the defect types that can be prepared, and the list of items and costs from the laboratory supervisor (Section 10.2).</w:t>
+          <w:sz w:val="22"/>
+          <w:szCs w:val="22"/>
+        </w:rPr>
+        <w:t xml:space="preserve">Since that meeting, the team has completed the main items the supervisors asked for: the problem statement (Section 2.1), the literature matrix (Table 1) and the comparison of the three approach families (Table 2). The remaining items are planned for the rest of the semester: the dataset inventory, the final choice of method and a first baseline in Jupyter. The dataset inventory depends on which defects the laboratory can prepare, so it is the item most likely to be delayed.</w:t>
       </w:r>
     </w:p>
     <w:p>
@@ -1713,7 +545,7 @@
           <w:sz w:val="22"/>
           <w:szCs w:val="22"/>
         </w:rPr>
-        <w:t xml:space="preserve">The contribution of each member to this report is summarised in Table 4.</w:t>
+        <w:t xml:space="preserve">The contribution of each member to this report is summarised in Table 3.</w:t>
       </w:r>
     </w:p>
     <w:p>
@@ -1729,7 +561,7 @@
           <w:sz w:val="20"/>
           <w:szCs w:val="20"/>
         </w:rPr>
-        <w:t xml:space="preserve">Table 4.</w:t>
+        <w:t xml:space="preserve">Table 3.</w:t>
       </w:r>
       <w:r>
         <w:rPr>
